--- a/Case_Report.docx
+++ b/Case_Report.docx
@@ -1336,7 +1336,19 @@
               <w:rPr>
                 <w:rFonts w:asciiTheme="majorBidi" w:hAnsiTheme="majorBidi" w:cstheme="majorBidi"/>
               </w:rPr>
-              <w:t>Only 00 and 11 (513/487 in the figure run)</w:t>
+              <w:t>Only 00 and 11 (</w:t>
+            </w:r>
+            <w:r>
+              <w:rPr>
+                <w:rFonts w:asciiTheme="majorBidi" w:hAnsiTheme="majorBidi" w:cstheme="majorBidi"/>
+              </w:rPr>
+              <w:t>510/490</w:t>
+            </w:r>
+            <w:r>
+              <w:rPr>
+                <w:rFonts w:asciiTheme="majorBidi" w:hAnsiTheme="majorBidi" w:cstheme="majorBidi"/>
+              </w:rPr>
+              <w:t>)</w:t>
             </w:r>
           </w:p>
         </w:tc>
@@ -1422,7 +1434,13 @@
               <w:rPr>
                 <w:rFonts w:asciiTheme="majorBidi" w:hAnsiTheme="majorBidi" w:cstheme="majorBidi"/>
               </w:rPr>
-              <w:t>About 490/510</w:t>
+              <w:t xml:space="preserve">About </w:t>
+            </w:r>
+            <w:r>
+              <w:rPr>
+                <w:rFonts w:asciiTheme="majorBidi" w:hAnsiTheme="majorBidi" w:cstheme="majorBidi"/>
+              </w:rPr>
+              <w:t>469/531</w:t>
             </w:r>
           </w:p>
         </w:tc>
@@ -2227,19 +2245,7 @@
         <w:rPr>
           <w:rFonts w:asciiTheme="majorBidi" w:hAnsiTheme="majorBidi" w:cstheme="majorBidi"/>
         </w:rPr>
-        <w:t xml:space="preserve">Zara really had </w:t>
-      </w:r>
-      <w:r>
-        <w:rPr>
-          <w:rFonts w:asciiTheme="majorBidi" w:hAnsiTheme="majorBidi" w:cstheme="majorBidi"/>
-        </w:rPr>
-        <w:t>a</w:t>
-      </w:r>
-      <w:r>
-        <w:rPr>
-          <w:rFonts w:asciiTheme="majorBidi" w:hAnsiTheme="majorBidi" w:cstheme="majorBidi"/>
-        </w:rPr>
-        <w:t xml:space="preserve"> faster-than-light </w:t>
+        <w:t xml:space="preserve">Zara really had a faster-than-light </w:t>
       </w:r>
       <w:r>
         <w:rPr>
@@ -2282,19 +2288,7 @@
         <w:rPr>
           <w:rFonts w:asciiTheme="majorBidi" w:hAnsiTheme="majorBidi" w:cstheme="majorBidi"/>
         </w:rPr>
-        <w:t xml:space="preserve">Run a CHSH test on the detector pair (choosing different measurement directions each time). A pre-agreed secret can score at most 2; a </w:t>
-      </w:r>
-      <w:r>
-        <w:rPr>
-          <w:rFonts w:asciiTheme="majorBidi" w:hAnsiTheme="majorBidi" w:cstheme="majorBidi"/>
-        </w:rPr>
-        <w:t>genuine, entangled</w:t>
-      </w:r>
-      <w:r>
-        <w:rPr>
-          <w:rFonts w:asciiTheme="majorBidi" w:hAnsiTheme="majorBidi" w:cstheme="majorBidi"/>
-        </w:rPr>
-        <w:t xml:space="preserve"> pair would score about 2.8. Under my theory (a shared secret or an unremarkable correlation) I expect at most 2; if the score is about 2.8 the link is truly quantum, but still cannot carry a message, because single outputs remain random.</w:t>
+        <w:t>Run a CHSH test on the detector pair (choosing different measurement directions each time). A pre-agreed secret can score at most 2; a genuine, entangled pair would score about 2.8. Under my theory (a shared secret or an unremarkable correlation) I expect at most 2; if the score is about 2.8 the link is truly quantum, but still cannot carry a message, because single outputs remain random.</w:t>
       </w:r>
     </w:p>
     <w:p>
